--- a/TAI_LIEU_HOAN_CHINH/03_Luan_an_5_chuong/chuong_4_ket_qua.docx
+++ b/TAI_LIEU_HOAN_CHINH/03_Luan_an_5_chuong/chuong_4_ket_qua.docx
@@ -6200,7 +6200,7 @@
     <w:name w:val="Normal"/>
     <w:qFormat/>
     <w:pPr>
-      <w:spacing w:line="360" w:lineRule="auto"/>
+      <w:spacing w:line="288" w:lineRule="auto"/>
       <w:jc w:val="both"/>
     </w:pPr>
     <w:rPr>
@@ -6214,7 +6214,7 @@
     <w:basedOn w:val="Normal"/>
     <w:link w:val="BodyTextChar"/>
     <w:pPr>
-      <w:spacing w:after="180" w:before="180" w:line="360" w:lineRule="auto"/>
+      <w:spacing w:after="180" w:before="180" w:line="288" w:lineRule="auto"/>
       <w:jc w:val="both"/>
     </w:pPr>
     <w:qFormat/>
@@ -6230,7 +6230,7 @@
     <w:next w:val="BodyText"/>
     <w:qFormat/>
     <w:pPr>
-      <w:spacing w:line="360" w:lineRule="auto"/>
+      <w:spacing w:line="288" w:lineRule="auto"/>
       <w:jc w:val="both"/>
     </w:pPr>
     <w:rPr>
@@ -6244,7 +6244,7 @@
     <w:basedOn w:val="BodyText"/>
     <w:qFormat/>
     <w:pPr>
-      <w:spacing w:after="36" w:before="36" w:line="360" w:lineRule="auto"/>
+      <w:spacing w:after="36" w:before="36" w:line="288" w:lineRule="auto"/>
       <w:jc w:val="both"/>
     </w:pPr>
     <w:rPr>
@@ -6261,7 +6261,7 @@
     <w:pPr>
       <w:keepNext/>
       <w:keepLines/>
-      <w:spacing w:after="240" w:before="480" w:line="360" w:lineRule="auto"/>
+      <w:spacing w:after="240" w:before="480" w:line="288" w:lineRule="auto"/>
       <w:jc w:val="both"/>
     </w:pPr>
     <w:rPr>
@@ -6281,7 +6281,7 @@
     <w:pPr>
       <w:keepNext/>
       <w:keepLines/>
-      <w:spacing w:after="240" w:before="240" w:line="360" w:lineRule="auto"/>
+      <w:spacing w:after="240" w:before="240" w:line="288" w:lineRule="auto"/>
       <w:jc w:val="both"/>
     </w:pPr>
     <w:rPr>
@@ -6298,7 +6298,7 @@
     <w:pPr>
       <w:keepNext/>
       <w:keepLines/>
-      <w:spacing w:line="360" w:lineRule="auto"/>
+      <w:spacing w:line="288" w:lineRule="auto"/>
       <w:jc w:val="both"/>
     </w:pPr>
     <w:rPr>
@@ -6314,7 +6314,7 @@
     <w:pPr>
       <w:keepNext/>
       <w:keepLines/>
-      <w:spacing w:line="360" w:lineRule="auto"/>
+      <w:spacing w:line="288" w:lineRule="auto"/>
       <w:jc w:val="both"/>
     </w:pPr>
     <w:rPr>
@@ -6332,7 +6332,7 @@
       <w:keepNext/>
       <w:keepLines/>
       <w:jc w:val="both"/>
-      <w:spacing w:after="0" w:before="300" w:line="360" w:lineRule="auto"/>
+      <w:spacing w:after="0" w:before="300" w:line="288" w:lineRule="auto"/>
     </w:pPr>
     <w:rPr>
       <w:color w:val="000000"/>
@@ -6350,7 +6350,7 @@
     <w:pPr>
       <w:keepNext/>
       <w:keepLines/>
-      <w:spacing w:after="300" w:before="100" w:line="360" w:lineRule="auto"/>
+      <w:spacing w:after="300" w:before="100" w:line="288" w:lineRule="auto"/>
       <w:jc w:val="both"/>
     </w:pPr>
     <w:rPr>
@@ -6366,7 +6366,7 @@
     <w:next w:val="Bibliography"/>
     <w:qFormat/>
     <w:pPr>
-      <w:spacing w:line="360" w:lineRule="auto"/>
+      <w:spacing w:line="288" w:lineRule="auto"/>
       <w:jc w:val="both"/>
     </w:pPr>
     <w:rPr>
@@ -6384,7 +6384,7 @@
     <w:pPr>
       <w:keepNext/>
       <w:keepLines/>
-      <w:spacing w:after="0" w:before="480" w:line="360" w:lineRule="auto"/>
+      <w:spacing w:after="0" w:before="480" w:line="288" w:lineRule="auto"/>
       <w:jc w:val="both"/>
       <w:outlineLvl w:val="0"/>
     </w:pPr>
@@ -6407,7 +6407,7 @@
     <w:pPr>
       <w:keepNext/>
       <w:keepLines/>
-      <w:spacing w:after="0" w:before="200" w:line="360" w:lineRule="auto"/>
+      <w:spacing w:after="0" w:before="200" w:line="288" w:lineRule="auto"/>
       <w:jc w:val="both"/>
       <w:outlineLvl w:val="1"/>
     </w:pPr>
@@ -6430,7 +6430,7 @@
     <w:pPr>
       <w:keepNext/>
       <w:keepLines/>
-      <w:spacing w:after="0" w:before="200" w:line="360" w:lineRule="auto"/>
+      <w:spacing w:after="0" w:before="200" w:line="288" w:lineRule="auto"/>
       <w:jc w:val="both"/>
       <w:outlineLvl w:val="2"/>
     </w:pPr>
@@ -6453,7 +6453,7 @@
     <w:pPr>
       <w:keepNext/>
       <w:keepLines/>
-      <w:spacing w:after="0" w:before="200" w:line="360" w:lineRule="auto"/>
+      <w:spacing w:after="0" w:before="200" w:line="288" w:lineRule="auto"/>
       <w:jc w:val="both"/>
       <w:outlineLvl w:val="3"/>
     </w:pPr>
@@ -6476,7 +6476,7 @@
     <w:pPr>
       <w:keepNext/>
       <w:keepLines/>
-      <w:spacing w:after="0" w:before="200" w:line="360" w:lineRule="auto"/>
+      <w:spacing w:after="0" w:before="200" w:line="288" w:lineRule="auto"/>
       <w:jc w:val="both"/>
       <w:outlineLvl w:val="4"/>
     </w:pPr>
@@ -6498,7 +6498,7 @@
     <w:pPr>
       <w:keepNext/>
       <w:keepLines/>
-      <w:spacing w:after="0" w:before="200" w:line="360" w:lineRule="auto"/>
+      <w:spacing w:after="0" w:before="200" w:line="288" w:lineRule="auto"/>
       <w:jc w:val="both"/>
       <w:outlineLvl w:val="5"/>
     </w:pPr>
@@ -6519,7 +6519,7 @@
     <w:pPr>
       <w:keepNext/>
       <w:keepLines/>
-      <w:spacing w:after="0" w:before="200" w:line="360" w:lineRule="auto"/>
+      <w:spacing w:after="0" w:before="200" w:line="288" w:lineRule="auto"/>
       <w:jc w:val="both"/>
       <w:outlineLvl w:val="6"/>
     </w:pPr>
@@ -6540,7 +6540,7 @@
     <w:pPr>
       <w:keepNext/>
       <w:keepLines/>
-      <w:spacing w:after="0" w:before="200" w:line="360" w:lineRule="auto"/>
+      <w:spacing w:after="0" w:before="200" w:line="288" w:lineRule="auto"/>
       <w:jc w:val="both"/>
       <w:outlineLvl w:val="7"/>
     </w:pPr>
@@ -6561,7 +6561,7 @@
     <w:pPr>
       <w:keepNext/>
       <w:keepLines/>
-      <w:spacing w:after="0" w:before="200" w:line="360" w:lineRule="auto"/>
+      <w:spacing w:after="0" w:before="200" w:line="288" w:lineRule="auto"/>
       <w:jc w:val="both"/>
       <w:outlineLvl w:val="8"/>
     </w:pPr>
@@ -6580,7 +6580,7 @@
     <w:unhideWhenUsed/>
     <w:qFormat/>
     <w:pPr>
-      <w:spacing w:after="100" w:before="100" w:line="360" w:lineRule="auto"/>
+      <w:spacing w:after="100" w:before="100" w:line="288" w:lineRule="auto"/>
       <w:ind w:firstLine="0" w:left="480" w:right="480"/>
       <w:jc w:val="both"/>
     </w:pPr>
@@ -6598,7 +6598,7 @@
     <w:unhideWhenUsed/>
     <w:qFormat/>
     <w:pPr>
-      <w:spacing w:line="360" w:lineRule="auto"/>
+      <w:spacing w:line="288" w:lineRule="auto"/>
       <w:jc w:val="both"/>
     </w:pPr>
     <w:rPr>
@@ -6624,7 +6624,7 @@
     <w:unhideWhenUsed/>
     <w:qFormat/>
     <w:pPr>
-      <w:spacing w:line="360" w:lineRule="auto"/>
+      <w:spacing w:line="288" w:lineRule="auto"/>
       <w:jc w:val="both"/>
     </w:pPr>
     <w:rPr>
@@ -6664,7 +6664,7 @@
     <w:pPr>
       <w:keepNext/>
       <w:keepLines/>
-      <w:spacing w:after="0" w:line="360" w:lineRule="auto"/>
+      <w:spacing w:after="0" w:line="288" w:lineRule="auto"/>
       <w:jc w:val="both"/>
     </w:pPr>
     <w:rPr>
@@ -6678,7 +6678,7 @@
     <w:name w:val="Definition"/>
     <w:basedOn w:val="Normal"/>
     <w:pPr>
-      <w:spacing w:line="360" w:lineRule="auto"/>
+      <w:spacing w:line="288" w:lineRule="auto"/>
       <w:jc w:val="both"/>
     </w:pPr>
     <w:rPr>
@@ -6692,7 +6692,7 @@
     <w:basedOn w:val="Normal"/>
     <w:link w:val="BodyTextChar"/>
     <w:pPr>
-      <w:spacing w:after="120" w:before="0" w:line="360" w:lineRule="auto"/>
+      <w:spacing w:after="120" w:before="0" w:line="288" w:lineRule="auto"/>
       <w:jc w:val="both"/>
     </w:pPr>
     <w:rPr>
@@ -6707,7 +6707,7 @@
     <w:basedOn w:val="Caption"/>
     <w:pPr>
       <w:keepNext/>
-      <w:spacing w:line="360" w:lineRule="auto"/>
+      <w:spacing w:line="288" w:lineRule="auto"/>
       <w:jc w:val="both"/>
     </w:pPr>
     <w:rPr>
@@ -6720,7 +6720,7 @@
     <w:name w:val="Image Caption"/>
     <w:basedOn w:val="Caption"/>
     <w:pPr>
-      <w:spacing w:line="360" w:lineRule="auto"/>
+      <w:spacing w:line="288" w:lineRule="auto"/>
       <w:jc w:val="both"/>
     </w:pPr>
     <w:rPr>
@@ -6733,7 +6733,7 @@
     <w:name w:val="Figure"/>
     <w:basedOn w:val="Normal"/>
     <w:pPr>
-      <w:spacing w:line="360" w:lineRule="auto"/>
+      <w:spacing w:line="288" w:lineRule="auto"/>
       <w:jc w:val="both"/>
     </w:pPr>
     <w:rPr>
@@ -6747,7 +6747,7 @@
     <w:basedOn w:val="Figure"/>
     <w:pPr>
       <w:keepNext/>
-      <w:spacing w:line="360" w:lineRule="auto"/>
+      <w:spacing w:line="288" w:lineRule="auto"/>
       <w:jc w:val="both"/>
     </w:pPr>
     <w:rPr>
@@ -6811,7 +6811,7 @@
     <w:unhideWhenUsed/>
     <w:qFormat/>
     <w:pPr>
-      <w:spacing w:before="240" w:line="360" w:lineRule="auto"/>
+      <w:spacing w:before="240" w:line="288" w:lineRule="auto"/>
       <w:jc w:val="both"/>
       <w:outlineLvl w:val="9"/>
     </w:pPr>
